--- a/Doc/VMMs_and_the_Certifier.docx
+++ b/Doc/VMMs_and_the_Certifier.docx
@@ -1064,16 +1064,7 @@
           <w:sz w:val="22"/>
           <w:szCs w:val="22"/>
         </w:rPr>
-        <w:t xml:space="preserve"> is a serverless compute primitive that combines VM-level isolation, near-instant launch and resume, and state persistence across interactions. Built on the Firecracker</w:t>
-      </w:r>
-      <w:r>
-        <w:rPr>
-          <w:rFonts w:ascii="Calibri" w:hAnsi="Calibri" w:cs="Calibri"/>
-          <w:color w:val="000000" w:themeColor="text1"/>
-          <w:sz w:val="22"/>
-          <w:szCs w:val="22"/>
-        </w:rPr>
-        <w:t>.</w:t>
+        <w:t xml:space="preserve"> is a serverless compute primitive that combines VM-level isolation, near-instant launch and resume, and state persistence across interactions. Built on the Firecracker.</w:t>
       </w:r>
       <w:r>
         <w:rPr>
@@ -1104,51 +1095,7 @@
             <w:szCs w:val="22"/>
             <w:bdr w:val="none" w:sz="0" w:space="0" w:color="auto" w:frame="1"/>
           </w:rPr>
-          <w:t>64-bit Intel, A</w:t>
-        </w:r>
-        <w:r>
-          <w:rPr>
-            <w:rStyle w:val="Hyperlink"/>
-            <w:rFonts w:ascii="Calibri" w:hAnsi="Calibri" w:cs="Calibri"/>
-            <w:color w:val="FF542A"/>
-            <w:sz w:val="22"/>
-            <w:szCs w:val="22"/>
-            <w:bdr w:val="none" w:sz="0" w:space="0" w:color="auto" w:frame="1"/>
-          </w:rPr>
-          <w:t>M</w:t>
-        </w:r>
-        <w:r>
-          <w:rPr>
-            <w:rStyle w:val="Hyperlink"/>
-            <w:rFonts w:ascii="Calibri" w:hAnsi="Calibri" w:cs="Calibri"/>
-            <w:color w:val="FF542A"/>
-            <w:sz w:val="22"/>
-            <w:szCs w:val="22"/>
-            <w:bdr w:val="none" w:sz="0" w:space="0" w:color="auto" w:frame="1"/>
-          </w:rPr>
-          <w:t>D and Arm CPUs with support for hardware virtualizati</w:t>
-        </w:r>
-        <w:r>
-          <w:rPr>
-            <w:rStyle w:val="Hyperlink"/>
-            <w:rFonts w:ascii="Calibri" w:hAnsi="Calibri" w:cs="Calibri"/>
-            <w:color w:val="FF542A"/>
-            <w:sz w:val="22"/>
-            <w:szCs w:val="22"/>
-            <w:bdr w:val="none" w:sz="0" w:space="0" w:color="auto" w:frame="1"/>
-          </w:rPr>
-          <w:t>o</w:t>
-        </w:r>
-        <w:r>
-          <w:rPr>
-            <w:rStyle w:val="Hyperlink"/>
-            <w:rFonts w:ascii="Calibri" w:hAnsi="Calibri" w:cs="Calibri"/>
-            <w:color w:val="FF542A"/>
-            <w:sz w:val="22"/>
-            <w:szCs w:val="22"/>
-            <w:bdr w:val="none" w:sz="0" w:space="0" w:color="auto" w:frame="1"/>
-          </w:rPr>
-          <w:t xml:space="preserve">n. </w:t>
+          <w:t xml:space="preserve">64-bit Intel, AMD and Arm CPUs with support for hardware virtualization. </w:t>
         </w:r>
       </w:hyperlink>
       <w:r>
@@ -1167,16 +1114,7 @@
           <w:sz w:val="22"/>
           <w:szCs w:val="22"/>
         </w:rPr>
-        <w:t>The</w:t>
-      </w:r>
-      <w:r>
-        <w:rPr>
-          <w:rFonts w:ascii="Calibri" w:hAnsi="Calibri" w:cs="Calibri"/>
-          <w:color w:val="000000" w:themeColor="text1"/>
-          <w:sz w:val="22"/>
-          <w:szCs w:val="22"/>
-        </w:rPr>
-        <w:t xml:space="preserve"> latest roadmap can be found</w:t>
+        <w:t>The latest roadmap can be found</w:t>
       </w:r>
       <w:r>
         <w:rPr>
@@ -1335,16 +1273,16 @@
         <w:spacing w:after="0" w:line="240" w:lineRule="auto"/>
         <w:rPr>
           <w:rFonts w:ascii="Calibri" w:hAnsi="Calibri" w:cs="Calibri"/>
-          <w:color w:val="000000"/>
-          <w:kern w:val="0"/>
-          <w:sz w:val="22"/>
-          <w:szCs w:val="22"/>
-        </w:rPr>
-      </w:pPr>
-      <w:r>
-        <w:rPr>
-          <w:rFonts w:ascii="Calibri" w:hAnsi="Calibri" w:cs="Calibri"/>
-          <w:color w:val="000000"/>
+          <w:color w:val="000000" w:themeColor="text1"/>
+          <w:kern w:val="0"/>
+          <w:sz w:val="22"/>
+          <w:szCs w:val="22"/>
+        </w:rPr>
+      </w:pPr>
+      <w:r>
+        <w:rPr>
+          <w:rFonts w:ascii="Calibri" w:hAnsi="Calibri" w:cs="Calibri"/>
+          <w:color w:val="000000" w:themeColor="text1"/>
           <w:kern w:val="0"/>
           <w:sz w:val="22"/>
           <w:szCs w:val="22"/>
@@ -1355,7 +1293,7 @@
       <w:r>
         <w:rPr>
           <w:rFonts w:ascii="Calibri" w:hAnsi="Calibri" w:cs="Calibri"/>
-          <w:color w:val="000000"/>
+          <w:color w:val="000000" w:themeColor="text1"/>
           <w:kern w:val="0"/>
           <w:sz w:val="22"/>
           <w:szCs w:val="22"/>
@@ -1366,7 +1304,7 @@
       <w:r>
         <w:rPr>
           <w:rFonts w:ascii="Calibri" w:hAnsi="Calibri" w:cs="Calibri"/>
-          <w:color w:val="000000"/>
+          <w:color w:val="000000" w:themeColor="text1"/>
           <w:kern w:val="0"/>
           <w:sz w:val="22"/>
           <w:szCs w:val="22"/>
@@ -1377,7 +1315,7 @@
       <w:r>
         <w:rPr>
           <w:rFonts w:ascii="Calibri" w:hAnsi="Calibri" w:cs="Calibri"/>
-          <w:color w:val="000000"/>
+          <w:color w:val="000000" w:themeColor="text1"/>
           <w:kern w:val="0"/>
           <w:sz w:val="22"/>
           <w:szCs w:val="22"/>
@@ -1388,7 +1326,7 @@
       <w:r>
         <w:rPr>
           <w:rFonts w:ascii="Calibri" w:hAnsi="Calibri" w:cs="Calibri"/>
-          <w:color w:val="000000"/>
+          <w:color w:val="000000" w:themeColor="text1"/>
           <w:kern w:val="0"/>
           <w:sz w:val="22"/>
           <w:szCs w:val="22"/>
@@ -1521,16 +1459,16 @@
         <w:spacing w:after="0" w:line="240" w:lineRule="auto"/>
         <w:rPr>
           <w:rFonts w:ascii="Calibri" w:hAnsi="Calibri" w:cs="Calibri"/>
-          <w:color w:val="000000"/>
-          <w:kern w:val="0"/>
-          <w:sz w:val="22"/>
-          <w:szCs w:val="22"/>
-        </w:rPr>
-      </w:pPr>
-      <w:r>
-        <w:rPr>
-          <w:rFonts w:ascii="Calibri" w:hAnsi="Calibri" w:cs="Calibri"/>
-          <w:color w:val="000000"/>
+          <w:color w:val="000000" w:themeColor="text1"/>
+          <w:kern w:val="0"/>
+          <w:sz w:val="22"/>
+          <w:szCs w:val="22"/>
+        </w:rPr>
+      </w:pPr>
+      <w:r>
+        <w:rPr>
+          <w:rFonts w:ascii="Calibri" w:hAnsi="Calibri" w:cs="Calibri"/>
+          <w:color w:val="000000" w:themeColor="text1"/>
           <w:kern w:val="0"/>
           <w:sz w:val="22"/>
           <w:szCs w:val="22"/>
@@ -1541,7 +1479,7 @@
       <w:r>
         <w:rPr>
           <w:rFonts w:ascii="Calibri" w:hAnsi="Calibri" w:cs="Calibri"/>
-          <w:color w:val="000000"/>
+          <w:color w:val="000000" w:themeColor="text1"/>
           <w:kern w:val="0"/>
           <w:sz w:val="22"/>
           <w:szCs w:val="22"/>
@@ -1552,7 +1490,7 @@
       <w:r>
         <w:rPr>
           <w:rFonts w:ascii="Calibri" w:hAnsi="Calibri" w:cs="Calibri"/>
-          <w:color w:val="000000"/>
+          <w:color w:val="000000" w:themeColor="text1"/>
           <w:kern w:val="0"/>
           <w:sz w:val="22"/>
           <w:szCs w:val="22"/>
@@ -1563,7 +1501,7 @@
       <w:r>
         <w:rPr>
           <w:rFonts w:ascii="Calibri" w:hAnsi="Calibri" w:cs="Calibri"/>
-          <w:color w:val="000000"/>
+          <w:color w:val="000000" w:themeColor="text1"/>
           <w:kern w:val="0"/>
           <w:sz w:val="22"/>
           <w:szCs w:val="22"/>
@@ -1574,7 +1512,7 @@
       <w:r>
         <w:rPr>
           <w:rFonts w:ascii="Calibri" w:hAnsi="Calibri" w:cs="Calibri"/>
-          <w:color w:val="000000"/>
+          <w:color w:val="000000" w:themeColor="text1"/>
           <w:kern w:val="0"/>
           <w:sz w:val="22"/>
           <w:szCs w:val="22"/>
@@ -1584,7 +1522,7 @@
       <w:r>
         <w:rPr>
           <w:rFonts w:ascii="Calibri" w:hAnsi="Calibri" w:cs="Calibri"/>
-          <w:color w:val="000000"/>
+          <w:color w:val="000000" w:themeColor="text1"/>
           <w:kern w:val="0"/>
           <w:sz w:val="22"/>
           <w:szCs w:val="22"/>
@@ -1594,7 +1532,7 @@
       <w:r>
         <w:rPr>
           <w:rFonts w:ascii="Calibri" w:hAnsi="Calibri" w:cs="Calibri"/>
-          <w:color w:val="000000"/>
+          <w:color w:val="000000" w:themeColor="text1"/>
           <w:kern w:val="0"/>
           <w:sz w:val="22"/>
           <w:szCs w:val="22"/>
@@ -4629,8 +4567,8 @@
           <w:szCs w:val="27"/>
         </w:rPr>
         <w:drawing>
-          <wp:inline distT="0" distB="0" distL="0" distR="0" wp14:anchorId="20A648D0" wp14:editId="7D03C12B">
-            <wp:extent cx="4876800" cy="2785924"/>
+          <wp:inline distT="0" distB="0" distL="0" distR="0" wp14:anchorId="20A648D0" wp14:editId="4000F811">
+            <wp:extent cx="4232282" cy="2417736"/>
             <wp:effectExtent l="0" t="0" r="0" b="0"/>
             <wp:docPr id="98211536" name="Picture 1" descr="Firecracker diagram"/>
             <wp:cNvGraphicFramePr>
@@ -4661,7 +4599,7 @@
                   <pic:spPr bwMode="auto">
                     <a:xfrm>
                       <a:off x="0" y="0"/>
-                      <a:ext cx="4905621" cy="2802388"/>
+                      <a:ext cx="4332866" cy="2475196"/>
                     </a:xfrm>
                     <a:prstGeom prst="rect">
                       <a:avLst/>

--- a/Doc/VMMs_and_the_Certifier.docx
+++ b/Doc/VMMs_and_the_Certifier.docx
@@ -205,7 +205,59 @@
           <w:sz w:val="22"/>
           <w:szCs w:val="22"/>
         </w:rPr>
-        <w:t xml:space="preserve">Although not quite ideal, one good, widely used “reduced footprint” VMM that you can use is Firecracker, an open source “micro-VM.”  The repository is at </w:t>
+        <w:t xml:space="preserve">An </w:t>
+      </w:r>
+      <w:proofErr w:type="gramStart"/>
+      <w:r>
+        <w:rPr>
+          <w:rFonts w:ascii="Calibri" w:hAnsi="Calibri" w:cs="Calibri"/>
+          <w:color w:val="000000"/>
+          <w:kern w:val="0"/>
+          <w:sz w:val="22"/>
+          <w:szCs w:val="22"/>
+        </w:rPr>
+        <w:t>open source</w:t>
+      </w:r>
+      <w:proofErr w:type="gramEnd"/>
+      <w:r>
+        <w:rPr>
+          <w:rFonts w:ascii="Calibri" w:hAnsi="Calibri" w:cs="Calibri"/>
+          <w:color w:val="000000"/>
+          <w:kern w:val="0"/>
+          <w:sz w:val="22"/>
+          <w:szCs w:val="22"/>
+        </w:rPr>
+        <w:t xml:space="preserve"> tool,</w:t>
+      </w:r>
+      <w:r>
+        <w:rPr>
+          <w:rFonts w:ascii="Calibri" w:hAnsi="Calibri" w:cs="Calibri"/>
+          <w:color w:val="000000"/>
+          <w:kern w:val="0"/>
+          <w:sz w:val="22"/>
+          <w:szCs w:val="22"/>
+        </w:rPr>
+        <w:t xml:space="preserve"> Firecracker, </w:t>
+      </w:r>
+      <w:r>
+        <w:rPr>
+          <w:rFonts w:ascii="Calibri" w:hAnsi="Calibri" w:cs="Calibri"/>
+          <w:color w:val="000000"/>
+          <w:kern w:val="0"/>
+          <w:sz w:val="22"/>
+          <w:szCs w:val="22"/>
+        </w:rPr>
+        <w:t xml:space="preserve">can help.  </w:t>
+      </w:r>
+      <w:r>
+        <w:rPr>
+          <w:rFonts w:ascii="Calibri" w:hAnsi="Calibri" w:cs="Calibri"/>
+          <w:color w:val="000000"/>
+          <w:kern w:val="0"/>
+          <w:sz w:val="22"/>
+          <w:szCs w:val="22"/>
+        </w:rPr>
+        <w:t xml:space="preserve">The repository is at </w:t>
       </w:r>
       <w:hyperlink r:id="rId7" w:history="1">
         <w:r>
@@ -237,95 +289,37 @@
           <w:sz w:val="22"/>
           <w:szCs w:val="22"/>
         </w:rPr>
-        <w:t xml:space="preserve">  In the future, we hope to provide instructions, scripts and support for Firecracker on your “bare metal” machines.</w:t>
-      </w:r>
-    </w:p>
-    <w:p>
-      <w:pPr>
-        <w:tabs>
-          <w:tab w:val="left" w:pos="560"/>
-          <w:tab w:val="left" w:pos="1120"/>
-          <w:tab w:val="left" w:pos="1680"/>
-          <w:tab w:val="left" w:pos="2240"/>
-          <w:tab w:val="left" w:pos="2800"/>
-          <w:tab w:val="left" w:pos="3360"/>
-          <w:tab w:val="left" w:pos="3920"/>
-          <w:tab w:val="left" w:pos="4480"/>
-          <w:tab w:val="left" w:pos="5040"/>
-          <w:tab w:val="left" w:pos="5600"/>
-          <w:tab w:val="left" w:pos="6160"/>
-          <w:tab w:val="left" w:pos="6720"/>
-        </w:tabs>
-        <w:autoSpaceDE w:val="0"/>
-        <w:autoSpaceDN w:val="0"/>
-        <w:adjustRightInd w:val="0"/>
-        <w:spacing w:after="0" w:line="240" w:lineRule="auto"/>
-        <w:rPr>
-          <w:rFonts w:ascii="Calibri" w:hAnsi="Calibri" w:cs="Calibri"/>
-          <w:color w:val="000000"/>
-          <w:kern w:val="0"/>
-          <w:sz w:val="22"/>
-          <w:szCs w:val="22"/>
-        </w:rPr>
-      </w:pPr>
-    </w:p>
-    <w:p>
-      <w:pPr>
-        <w:tabs>
-          <w:tab w:val="left" w:pos="560"/>
-          <w:tab w:val="left" w:pos="1120"/>
-          <w:tab w:val="left" w:pos="1680"/>
-          <w:tab w:val="left" w:pos="2240"/>
-          <w:tab w:val="left" w:pos="2800"/>
-          <w:tab w:val="left" w:pos="3360"/>
-          <w:tab w:val="left" w:pos="3920"/>
-          <w:tab w:val="left" w:pos="4480"/>
-          <w:tab w:val="left" w:pos="5040"/>
-          <w:tab w:val="left" w:pos="5600"/>
-          <w:tab w:val="left" w:pos="6160"/>
-          <w:tab w:val="left" w:pos="6720"/>
-        </w:tabs>
-        <w:autoSpaceDE w:val="0"/>
-        <w:autoSpaceDN w:val="0"/>
-        <w:adjustRightInd w:val="0"/>
-        <w:spacing w:after="0" w:line="240" w:lineRule="auto"/>
-        <w:rPr>
-          <w:rFonts w:ascii="Calibri" w:hAnsi="Calibri" w:cs="Calibri"/>
-          <w:color w:val="000000"/>
-          <w:kern w:val="0"/>
-          <w:sz w:val="22"/>
-          <w:szCs w:val="22"/>
-        </w:rPr>
-      </w:pPr>
-      <w:r>
-        <w:rPr>
-          <w:rFonts w:ascii="Calibri" w:hAnsi="Calibri" w:cs="Calibri"/>
-          <w:color w:val="000000"/>
-          <w:kern w:val="0"/>
-          <w:sz w:val="22"/>
-          <w:szCs w:val="22"/>
-        </w:rPr>
-        <w:t xml:space="preserve">The </w:t>
-      </w:r>
-      <w:r>
-        <w:rPr>
-          <w:rFonts w:ascii="Calibri" w:hAnsi="Calibri" w:cs="Calibri"/>
-          <w:color w:val="000000"/>
-          <w:kern w:val="0"/>
-          <w:sz w:val="22"/>
-          <w:szCs w:val="22"/>
-        </w:rPr>
-        <w:t>Firecracker VMM</w:t>
-      </w:r>
-      <w:r>
-        <w:rPr>
-          <w:rFonts w:ascii="Calibri" w:hAnsi="Calibri" w:cs="Calibri"/>
-          <w:color w:val="000000"/>
-          <w:kern w:val="0"/>
-          <w:sz w:val="22"/>
-          <w:szCs w:val="22"/>
-        </w:rPr>
-        <w:t xml:space="preserve"> is</w:t>
+        <w:t xml:space="preserve">  </w:t>
+      </w:r>
+      <w:r>
+        <w:rPr>
+          <w:rFonts w:ascii="Calibri" w:hAnsi="Calibri" w:cs="Calibri"/>
+          <w:color w:val="000000"/>
+          <w:kern w:val="0"/>
+          <w:sz w:val="22"/>
+          <w:szCs w:val="22"/>
+        </w:rPr>
+        <w:t xml:space="preserve"> </w:t>
+      </w:r>
+      <w:r>
+        <w:rPr>
+          <w:rFonts w:ascii="Calibri" w:hAnsi="Calibri" w:cs="Calibri"/>
+          <w:color w:val="000000"/>
+          <w:kern w:val="0"/>
+          <w:sz w:val="22"/>
+          <w:szCs w:val="22"/>
+        </w:rPr>
+        <w:t xml:space="preserve">Firecracker </w:t>
+      </w:r>
+      <w:r>
+        <w:rPr>
+          <w:rFonts w:ascii="Calibri" w:hAnsi="Calibri" w:cs="Calibri"/>
+          <w:color w:val="000000"/>
+          <w:kern w:val="0"/>
+          <w:sz w:val="22"/>
+          <w:szCs w:val="22"/>
+        </w:rPr>
+        <w:t>is</w:t>
       </w:r>
       <w:r>
         <w:rPr>
@@ -357,17 +351,79 @@
           <w:sz w:val="22"/>
           <w:szCs w:val="22"/>
         </w:rPr>
-        <w:t xml:space="preserve">. </w:t>
-      </w:r>
-      <w:r>
-        <w:rPr>
-          <w:rFonts w:ascii="Calibri" w:hAnsi="Calibri" w:cs="Calibri"/>
-          <w:color w:val="000000"/>
-          <w:kern w:val="0"/>
-          <w:sz w:val="22"/>
-          <w:szCs w:val="22"/>
-        </w:rPr>
-        <w:t xml:space="preserve"> It was d</w:t>
+        <w:t xml:space="preserve"> and runs as user mode processes in the KVM</w:t>
+      </w:r>
+      <w:r>
+        <w:rPr>
+          <w:rFonts w:ascii="Calibri" w:hAnsi="Calibri" w:cs="Calibri"/>
+          <w:color w:val="000000"/>
+          <w:kern w:val="0"/>
+          <w:sz w:val="22"/>
+          <w:szCs w:val="22"/>
+        </w:rPr>
+        <w:t>.</w:t>
+      </w:r>
+      <w:r>
+        <w:rPr>
+          <w:rFonts w:ascii="Calibri" w:hAnsi="Calibri" w:cs="Calibri"/>
+          <w:color w:val="000000"/>
+          <w:kern w:val="0"/>
+          <w:sz w:val="22"/>
+          <w:szCs w:val="22"/>
+        </w:rPr>
+        <w:t xml:space="preserve">  The user mode processes implement VMM functionality but rely on KVM for VMM </w:t>
+      </w:r>
+      <w:proofErr w:type="gramStart"/>
+      <w:r>
+        <w:rPr>
+          <w:rFonts w:ascii="Calibri" w:hAnsi="Calibri" w:cs="Calibri"/>
+          <w:color w:val="000000"/>
+          <w:kern w:val="0"/>
+          <w:sz w:val="22"/>
+          <w:szCs w:val="22"/>
+        </w:rPr>
+        <w:t>support</w:t>
+      </w:r>
+      <w:r>
+        <w:rPr>
+          <w:rFonts w:ascii="Calibri" w:hAnsi="Calibri" w:cs="Calibri"/>
+          <w:color w:val="000000"/>
+          <w:kern w:val="0"/>
+          <w:sz w:val="22"/>
+          <w:szCs w:val="22"/>
+        </w:rPr>
+        <w:t xml:space="preserve"> </w:t>
+      </w:r>
+      <w:r>
+        <w:rPr>
+          <w:rFonts w:ascii="Calibri" w:hAnsi="Calibri" w:cs="Calibri"/>
+          <w:color w:val="000000"/>
+          <w:kern w:val="0"/>
+          <w:sz w:val="22"/>
+          <w:szCs w:val="22"/>
+        </w:rPr>
+        <w:t xml:space="preserve"> </w:t>
+      </w:r>
+      <w:r>
+        <w:rPr>
+          <w:rFonts w:ascii="Calibri" w:hAnsi="Calibri" w:cs="Calibri"/>
+          <w:color w:val="000000"/>
+          <w:kern w:val="0"/>
+          <w:sz w:val="22"/>
+          <w:szCs w:val="22"/>
+        </w:rPr>
+        <w:t>Firecracker</w:t>
+      </w:r>
+      <w:proofErr w:type="gramEnd"/>
+      <w:r>
+        <w:rPr>
+          <w:rFonts w:ascii="Calibri" w:hAnsi="Calibri" w:cs="Calibri"/>
+          <w:color w:val="000000"/>
+          <w:kern w:val="0"/>
+          <w:sz w:val="22"/>
+          <w:szCs w:val="22"/>
+        </w:rPr>
+        <w:t xml:space="preserve"> was d</w:t>
       </w:r>
       <w:r>
         <w:rPr>
@@ -455,7 +511,85 @@
           <w:sz w:val="22"/>
           <w:szCs w:val="22"/>
         </w:rPr>
-        <w:t>Benefits include:</w:t>
+        <w:t>The Firecracker site has information about reducing and hardening the KVM kernel image which is important.  To be clear:  Preventing single stepping requires a compliant KVM, hopefully minimized as suggested in the Firecracker doc.  Firecracker itself doesn’t block the attack.  Firecracker does help make the VM interface safer by reducing the device interface.</w:t>
+      </w:r>
+    </w:p>
+    <w:p>
+      <w:pPr>
+        <w:tabs>
+          <w:tab w:val="left" w:pos="560"/>
+          <w:tab w:val="left" w:pos="1120"/>
+          <w:tab w:val="left" w:pos="1680"/>
+          <w:tab w:val="left" w:pos="2240"/>
+          <w:tab w:val="left" w:pos="2800"/>
+          <w:tab w:val="left" w:pos="3360"/>
+          <w:tab w:val="left" w:pos="3920"/>
+          <w:tab w:val="left" w:pos="4480"/>
+          <w:tab w:val="left" w:pos="5040"/>
+          <w:tab w:val="left" w:pos="5600"/>
+          <w:tab w:val="left" w:pos="6160"/>
+          <w:tab w:val="left" w:pos="6720"/>
+        </w:tabs>
+        <w:autoSpaceDE w:val="0"/>
+        <w:autoSpaceDN w:val="0"/>
+        <w:adjustRightInd w:val="0"/>
+        <w:spacing w:after="0" w:line="240" w:lineRule="auto"/>
+        <w:rPr>
+          <w:rFonts w:ascii="Calibri" w:hAnsi="Calibri" w:cs="Calibri"/>
+          <w:color w:val="000000"/>
+          <w:kern w:val="0"/>
+          <w:sz w:val="22"/>
+          <w:szCs w:val="22"/>
+        </w:rPr>
+      </w:pPr>
+    </w:p>
+    <w:p>
+      <w:pPr>
+        <w:tabs>
+          <w:tab w:val="left" w:pos="560"/>
+          <w:tab w:val="left" w:pos="1120"/>
+          <w:tab w:val="left" w:pos="1680"/>
+          <w:tab w:val="left" w:pos="2240"/>
+          <w:tab w:val="left" w:pos="2800"/>
+          <w:tab w:val="left" w:pos="3360"/>
+          <w:tab w:val="left" w:pos="3920"/>
+          <w:tab w:val="left" w:pos="4480"/>
+          <w:tab w:val="left" w:pos="5040"/>
+          <w:tab w:val="left" w:pos="5600"/>
+          <w:tab w:val="left" w:pos="6160"/>
+          <w:tab w:val="left" w:pos="6720"/>
+        </w:tabs>
+        <w:autoSpaceDE w:val="0"/>
+        <w:autoSpaceDN w:val="0"/>
+        <w:adjustRightInd w:val="0"/>
+        <w:spacing w:after="0" w:line="240" w:lineRule="auto"/>
+        <w:rPr>
+          <w:rFonts w:ascii="Calibri" w:hAnsi="Calibri" w:cs="Calibri"/>
+          <w:color w:val="000000"/>
+          <w:kern w:val="0"/>
+          <w:sz w:val="22"/>
+          <w:szCs w:val="22"/>
+        </w:rPr>
+      </w:pPr>
+      <w:r>
+        <w:rPr>
+          <w:rFonts w:ascii="Calibri" w:hAnsi="Calibri" w:cs="Calibri"/>
+          <w:color w:val="000000"/>
+          <w:kern w:val="0"/>
+          <w:sz w:val="22"/>
+          <w:szCs w:val="22"/>
+        </w:rPr>
+        <w:t>Firecracker b</w:t>
+      </w:r>
+      <w:r>
+        <w:rPr>
+          <w:rFonts w:ascii="Calibri" w:hAnsi="Calibri" w:cs="Calibri"/>
+          <w:color w:val="000000"/>
+          <w:kern w:val="0"/>
+          <w:sz w:val="22"/>
+          <w:szCs w:val="22"/>
+        </w:rPr>
+        <w:t>enefits include:</w:t>
       </w:r>
     </w:p>
     <w:p>
@@ -1064,17 +1198,7 @@
           <w:sz w:val="22"/>
           <w:szCs w:val="22"/>
         </w:rPr>
-        <w:t xml:space="preserve"> is a serverless compute primitive that combines VM-level isolation, near-instant launch and resume, and state persistence across interactions. Built on the Firecracker.</w:t>
-      </w:r>
-      <w:r>
-        <w:rPr>
-          <w:rFonts w:ascii="Calibri" w:hAnsi="Calibri" w:cs="Calibri"/>
-          <w:color w:val="000000" w:themeColor="text1"/>
-          <w:kern w:val="0"/>
-          <w:sz w:val="22"/>
-          <w:szCs w:val="22"/>
-        </w:rPr>
-        <w:t xml:space="preserve">  </w:t>
+        <w:t xml:space="preserve"> is </w:t>
       </w:r>
       <w:r>
         <w:rPr>
@@ -1217,7 +1341,7 @@
           <w:sz w:val="22"/>
           <w:szCs w:val="22"/>
         </w:rPr>
-        <w:t>What is Firecracker?</w:t>
+        <w:t>Getting Started</w:t>
       </w:r>
     </w:p>
     <w:p>
@@ -1273,398 +1397,6 @@
         <w:spacing w:after="0" w:line="240" w:lineRule="auto"/>
         <w:rPr>
           <w:rFonts w:ascii="Calibri" w:hAnsi="Calibri" w:cs="Calibri"/>
-          <w:color w:val="000000" w:themeColor="text1"/>
-          <w:kern w:val="0"/>
-          <w:sz w:val="22"/>
-          <w:szCs w:val="22"/>
-        </w:rPr>
-      </w:pPr>
-      <w:r>
-        <w:rPr>
-          <w:rFonts w:ascii="Calibri" w:hAnsi="Calibri" w:cs="Calibri"/>
-          <w:color w:val="000000" w:themeColor="text1"/>
-          <w:kern w:val="0"/>
-          <w:sz w:val="22"/>
-          <w:szCs w:val="22"/>
-        </w:rPr>
-        <w:t xml:space="preserve">Firecracker is an </w:t>
-      </w:r>
-      <w:proofErr w:type="gramStart"/>
-      <w:r>
-        <w:rPr>
-          <w:rFonts w:ascii="Calibri" w:hAnsi="Calibri" w:cs="Calibri"/>
-          <w:color w:val="000000" w:themeColor="text1"/>
-          <w:kern w:val="0"/>
-          <w:sz w:val="22"/>
-          <w:szCs w:val="22"/>
-        </w:rPr>
-        <w:t>open source</w:t>
-      </w:r>
-      <w:proofErr w:type="gramEnd"/>
-      <w:r>
-        <w:rPr>
-          <w:rFonts w:ascii="Calibri" w:hAnsi="Calibri" w:cs="Calibri"/>
-          <w:color w:val="000000" w:themeColor="text1"/>
-          <w:kern w:val="0"/>
-          <w:sz w:val="22"/>
-          <w:szCs w:val="22"/>
-        </w:rPr>
-        <w:t xml:space="preserve"> virtualization technology that is purpose-built for creating and managing secure, multi-tenant container and function-based services that provide serverless operational models. Firecracker runs workloads in lightweight virtual machines, called </w:t>
-      </w:r>
-      <w:proofErr w:type="spellStart"/>
-      <w:r>
-        <w:rPr>
-          <w:rFonts w:ascii="Calibri" w:hAnsi="Calibri" w:cs="Calibri"/>
-          <w:color w:val="000000" w:themeColor="text1"/>
-          <w:kern w:val="0"/>
-          <w:sz w:val="22"/>
-          <w:szCs w:val="22"/>
-        </w:rPr>
-        <w:t>microVMs</w:t>
-      </w:r>
-      <w:proofErr w:type="spellEnd"/>
-      <w:r>
-        <w:rPr>
-          <w:rFonts w:ascii="Calibri" w:hAnsi="Calibri" w:cs="Calibri"/>
-          <w:color w:val="000000" w:themeColor="text1"/>
-          <w:kern w:val="0"/>
-          <w:sz w:val="22"/>
-          <w:szCs w:val="22"/>
-        </w:rPr>
-        <w:t>, which combine the security and isolation properties provided by hardware virtualization technology with the speed and flexibility of containers.</w:t>
-      </w:r>
-    </w:p>
-    <w:p>
-      <w:pPr>
-        <w:tabs>
-          <w:tab w:val="left" w:pos="560"/>
-          <w:tab w:val="left" w:pos="1120"/>
-          <w:tab w:val="left" w:pos="1680"/>
-          <w:tab w:val="left" w:pos="2240"/>
-          <w:tab w:val="left" w:pos="2800"/>
-          <w:tab w:val="left" w:pos="3360"/>
-          <w:tab w:val="left" w:pos="3920"/>
-          <w:tab w:val="left" w:pos="4480"/>
-          <w:tab w:val="left" w:pos="5040"/>
-          <w:tab w:val="left" w:pos="5600"/>
-          <w:tab w:val="left" w:pos="6160"/>
-          <w:tab w:val="left" w:pos="6720"/>
-        </w:tabs>
-        <w:autoSpaceDE w:val="0"/>
-        <w:autoSpaceDN w:val="0"/>
-        <w:adjustRightInd w:val="0"/>
-        <w:spacing w:after="0" w:line="240" w:lineRule="auto"/>
-        <w:rPr>
-          <w:rFonts w:ascii="Calibri" w:hAnsi="Calibri" w:cs="Calibri"/>
-          <w:color w:val="000000"/>
-          <w:kern w:val="0"/>
-          <w:sz w:val="22"/>
-          <w:szCs w:val="22"/>
-        </w:rPr>
-      </w:pPr>
-    </w:p>
-    <w:p>
-      <w:pPr>
-        <w:tabs>
-          <w:tab w:val="left" w:pos="560"/>
-          <w:tab w:val="left" w:pos="1120"/>
-          <w:tab w:val="left" w:pos="1680"/>
-          <w:tab w:val="left" w:pos="2240"/>
-          <w:tab w:val="left" w:pos="2800"/>
-          <w:tab w:val="left" w:pos="3360"/>
-          <w:tab w:val="left" w:pos="3920"/>
-          <w:tab w:val="left" w:pos="4480"/>
-          <w:tab w:val="left" w:pos="5040"/>
-          <w:tab w:val="left" w:pos="5600"/>
-          <w:tab w:val="left" w:pos="6160"/>
-          <w:tab w:val="left" w:pos="6720"/>
-        </w:tabs>
-        <w:autoSpaceDE w:val="0"/>
-        <w:autoSpaceDN w:val="0"/>
-        <w:adjustRightInd w:val="0"/>
-        <w:spacing w:after="0" w:line="240" w:lineRule="auto"/>
-        <w:rPr>
-          <w:rFonts w:ascii="Calibri" w:hAnsi="Calibri" w:cs="Calibri"/>
-          <w:b/>
-          <w:bCs/>
-          <w:color w:val="000000"/>
-          <w:kern w:val="0"/>
-          <w:sz w:val="22"/>
-          <w:szCs w:val="22"/>
-        </w:rPr>
-      </w:pPr>
-      <w:r>
-        <w:rPr>
-          <w:rFonts w:ascii="Calibri" w:hAnsi="Calibri" w:cs="Calibri"/>
-          <w:b/>
-          <w:bCs/>
-          <w:color w:val="000000"/>
-          <w:kern w:val="0"/>
-          <w:sz w:val="22"/>
-          <w:szCs w:val="22"/>
-        </w:rPr>
-        <w:t>Overview</w:t>
-      </w:r>
-    </w:p>
-    <w:p>
-      <w:pPr>
-        <w:tabs>
-          <w:tab w:val="left" w:pos="560"/>
-          <w:tab w:val="left" w:pos="1120"/>
-          <w:tab w:val="left" w:pos="1680"/>
-          <w:tab w:val="left" w:pos="2240"/>
-          <w:tab w:val="left" w:pos="2800"/>
-          <w:tab w:val="left" w:pos="3360"/>
-          <w:tab w:val="left" w:pos="3920"/>
-          <w:tab w:val="left" w:pos="4480"/>
-          <w:tab w:val="left" w:pos="5040"/>
-          <w:tab w:val="left" w:pos="5600"/>
-          <w:tab w:val="left" w:pos="6160"/>
-          <w:tab w:val="left" w:pos="6720"/>
-        </w:tabs>
-        <w:autoSpaceDE w:val="0"/>
-        <w:autoSpaceDN w:val="0"/>
-        <w:adjustRightInd w:val="0"/>
-        <w:spacing w:after="0" w:line="240" w:lineRule="auto"/>
-        <w:rPr>
-          <w:rFonts w:ascii="Calibri" w:hAnsi="Calibri" w:cs="Calibri"/>
-          <w:b/>
-          <w:bCs/>
-          <w:color w:val="000000"/>
-          <w:kern w:val="0"/>
-          <w:sz w:val="22"/>
-          <w:szCs w:val="22"/>
-        </w:rPr>
-      </w:pPr>
-    </w:p>
-    <w:p>
-      <w:pPr>
-        <w:tabs>
-          <w:tab w:val="left" w:pos="560"/>
-          <w:tab w:val="left" w:pos="1120"/>
-          <w:tab w:val="left" w:pos="1680"/>
-          <w:tab w:val="left" w:pos="2240"/>
-          <w:tab w:val="left" w:pos="2800"/>
-          <w:tab w:val="left" w:pos="3360"/>
-          <w:tab w:val="left" w:pos="3920"/>
-          <w:tab w:val="left" w:pos="4480"/>
-          <w:tab w:val="left" w:pos="5040"/>
-          <w:tab w:val="left" w:pos="5600"/>
-          <w:tab w:val="left" w:pos="6160"/>
-          <w:tab w:val="left" w:pos="6720"/>
-        </w:tabs>
-        <w:autoSpaceDE w:val="0"/>
-        <w:autoSpaceDN w:val="0"/>
-        <w:adjustRightInd w:val="0"/>
-        <w:spacing w:after="0" w:line="240" w:lineRule="auto"/>
-        <w:rPr>
-          <w:rFonts w:ascii="Calibri" w:hAnsi="Calibri" w:cs="Calibri"/>
-          <w:color w:val="000000" w:themeColor="text1"/>
-          <w:kern w:val="0"/>
-          <w:sz w:val="22"/>
-          <w:szCs w:val="22"/>
-        </w:rPr>
-      </w:pPr>
-      <w:r>
-        <w:rPr>
-          <w:rFonts w:ascii="Calibri" w:hAnsi="Calibri" w:cs="Calibri"/>
-          <w:color w:val="000000" w:themeColor="text1"/>
-          <w:kern w:val="0"/>
-          <w:sz w:val="22"/>
-          <w:szCs w:val="22"/>
-        </w:rPr>
-        <w:t xml:space="preserve">The main component of Firecracker is a virtual machine monitor (VMM) that uses the Linux Kernel Virtual Machine (KVM) to create and run </w:t>
-      </w:r>
-      <w:proofErr w:type="spellStart"/>
-      <w:r>
-        <w:rPr>
-          <w:rFonts w:ascii="Calibri" w:hAnsi="Calibri" w:cs="Calibri"/>
-          <w:color w:val="000000" w:themeColor="text1"/>
-          <w:kern w:val="0"/>
-          <w:sz w:val="22"/>
-          <w:szCs w:val="22"/>
-        </w:rPr>
-        <w:t>microVMs</w:t>
-      </w:r>
-      <w:proofErr w:type="spellEnd"/>
-      <w:r>
-        <w:rPr>
-          <w:rFonts w:ascii="Calibri" w:hAnsi="Calibri" w:cs="Calibri"/>
-          <w:color w:val="000000" w:themeColor="text1"/>
-          <w:kern w:val="0"/>
-          <w:sz w:val="22"/>
-          <w:szCs w:val="22"/>
-        </w:rPr>
-        <w:t xml:space="preserve">. Firecracker has a minimalist design. It excludes unnecessary devices and guest-facing functionality to reduce the memory footprint and attack surface area of each </w:t>
-      </w:r>
-      <w:proofErr w:type="spellStart"/>
-      <w:r>
-        <w:rPr>
-          <w:rFonts w:ascii="Calibri" w:hAnsi="Calibri" w:cs="Calibri"/>
-          <w:color w:val="000000" w:themeColor="text1"/>
-          <w:kern w:val="0"/>
-          <w:sz w:val="22"/>
-          <w:szCs w:val="22"/>
-        </w:rPr>
-        <w:t>microVM</w:t>
-      </w:r>
-      <w:proofErr w:type="spellEnd"/>
-      <w:r>
-        <w:rPr>
-          <w:rFonts w:ascii="Calibri" w:hAnsi="Calibri" w:cs="Calibri"/>
-          <w:color w:val="000000" w:themeColor="text1"/>
-          <w:kern w:val="0"/>
-          <w:sz w:val="22"/>
-          <w:szCs w:val="22"/>
-        </w:rPr>
-        <w:t xml:space="preserve">. </w:t>
-      </w:r>
-      <w:r>
-        <w:rPr>
-          <w:rFonts w:ascii="Calibri" w:hAnsi="Calibri" w:cs="Calibri"/>
-          <w:color w:val="000000" w:themeColor="text1"/>
-          <w:kern w:val="0"/>
-          <w:sz w:val="22"/>
-          <w:szCs w:val="22"/>
-        </w:rPr>
-        <w:t xml:space="preserve"> </w:t>
-      </w:r>
-      <w:r>
-        <w:rPr>
-          <w:rFonts w:ascii="Calibri" w:hAnsi="Calibri" w:cs="Calibri"/>
-          <w:color w:val="000000" w:themeColor="text1"/>
-          <w:kern w:val="0"/>
-          <w:sz w:val="22"/>
-          <w:szCs w:val="22"/>
-        </w:rPr>
-        <w:t>This improves security, decreases the startup time, and increases hardware utilization. Firecracker has also been integrated in container runtimes, for example Kata Containers and Flintlock.</w:t>
-      </w:r>
-    </w:p>
-    <w:p>
-      <w:pPr>
-        <w:tabs>
-          <w:tab w:val="left" w:pos="560"/>
-          <w:tab w:val="left" w:pos="1120"/>
-          <w:tab w:val="left" w:pos="1680"/>
-          <w:tab w:val="left" w:pos="2240"/>
-          <w:tab w:val="left" w:pos="2800"/>
-          <w:tab w:val="left" w:pos="3360"/>
-          <w:tab w:val="left" w:pos="3920"/>
-          <w:tab w:val="left" w:pos="4480"/>
-          <w:tab w:val="left" w:pos="5040"/>
-          <w:tab w:val="left" w:pos="5600"/>
-          <w:tab w:val="left" w:pos="6160"/>
-          <w:tab w:val="left" w:pos="6720"/>
-        </w:tabs>
-        <w:autoSpaceDE w:val="0"/>
-        <w:autoSpaceDN w:val="0"/>
-        <w:adjustRightInd w:val="0"/>
-        <w:spacing w:after="0" w:line="240" w:lineRule="auto"/>
-        <w:rPr>
-          <w:rFonts w:ascii="Calibri" w:hAnsi="Calibri" w:cs="Calibri"/>
-          <w:color w:val="000000"/>
-          <w:kern w:val="0"/>
-          <w:sz w:val="22"/>
-          <w:szCs w:val="22"/>
-        </w:rPr>
-      </w:pPr>
-    </w:p>
-    <w:p>
-      <w:pPr>
-        <w:tabs>
-          <w:tab w:val="left" w:pos="560"/>
-          <w:tab w:val="left" w:pos="1120"/>
-          <w:tab w:val="left" w:pos="1680"/>
-          <w:tab w:val="left" w:pos="2240"/>
-          <w:tab w:val="left" w:pos="2800"/>
-          <w:tab w:val="left" w:pos="3360"/>
-          <w:tab w:val="left" w:pos="3920"/>
-          <w:tab w:val="left" w:pos="4480"/>
-          <w:tab w:val="left" w:pos="5040"/>
-          <w:tab w:val="left" w:pos="5600"/>
-          <w:tab w:val="left" w:pos="6160"/>
-          <w:tab w:val="left" w:pos="6720"/>
-        </w:tabs>
-        <w:autoSpaceDE w:val="0"/>
-        <w:autoSpaceDN w:val="0"/>
-        <w:adjustRightInd w:val="0"/>
-        <w:spacing w:after="0" w:line="240" w:lineRule="auto"/>
-        <w:rPr>
-          <w:rFonts w:ascii="Calibri" w:hAnsi="Calibri" w:cs="Calibri"/>
-          <w:b/>
-          <w:bCs/>
-          <w:color w:val="000000"/>
-          <w:kern w:val="0"/>
-          <w:sz w:val="22"/>
-          <w:szCs w:val="22"/>
-        </w:rPr>
-      </w:pPr>
-      <w:r>
-        <w:rPr>
-          <w:rFonts w:ascii="Calibri" w:hAnsi="Calibri" w:cs="Calibri"/>
-          <w:b/>
-          <w:bCs/>
-          <w:color w:val="000000"/>
-          <w:kern w:val="0"/>
-          <w:sz w:val="22"/>
-          <w:szCs w:val="22"/>
-        </w:rPr>
-        <w:t>Getting Started</w:t>
-      </w:r>
-    </w:p>
-    <w:p>
-      <w:pPr>
-        <w:tabs>
-          <w:tab w:val="left" w:pos="560"/>
-          <w:tab w:val="left" w:pos="1120"/>
-          <w:tab w:val="left" w:pos="1680"/>
-          <w:tab w:val="left" w:pos="2240"/>
-          <w:tab w:val="left" w:pos="2800"/>
-          <w:tab w:val="left" w:pos="3360"/>
-          <w:tab w:val="left" w:pos="3920"/>
-          <w:tab w:val="left" w:pos="4480"/>
-          <w:tab w:val="left" w:pos="5040"/>
-          <w:tab w:val="left" w:pos="5600"/>
-          <w:tab w:val="left" w:pos="6160"/>
-          <w:tab w:val="left" w:pos="6720"/>
-        </w:tabs>
-        <w:autoSpaceDE w:val="0"/>
-        <w:autoSpaceDN w:val="0"/>
-        <w:adjustRightInd w:val="0"/>
-        <w:spacing w:after="0" w:line="240" w:lineRule="auto"/>
-        <w:rPr>
-          <w:rFonts w:ascii="Calibri" w:hAnsi="Calibri" w:cs="Calibri"/>
-          <w:b/>
-          <w:bCs/>
-          <w:color w:val="000000"/>
-          <w:kern w:val="0"/>
-          <w:sz w:val="22"/>
-          <w:szCs w:val="22"/>
-        </w:rPr>
-      </w:pPr>
-    </w:p>
-    <w:p>
-      <w:pPr>
-        <w:tabs>
-          <w:tab w:val="left" w:pos="560"/>
-          <w:tab w:val="left" w:pos="1120"/>
-          <w:tab w:val="left" w:pos="1680"/>
-          <w:tab w:val="left" w:pos="2240"/>
-          <w:tab w:val="left" w:pos="2800"/>
-          <w:tab w:val="left" w:pos="3360"/>
-          <w:tab w:val="left" w:pos="3920"/>
-          <w:tab w:val="left" w:pos="4480"/>
-          <w:tab w:val="left" w:pos="5040"/>
-          <w:tab w:val="left" w:pos="5600"/>
-          <w:tab w:val="left" w:pos="6160"/>
-          <w:tab w:val="left" w:pos="6720"/>
-        </w:tabs>
-        <w:autoSpaceDE w:val="0"/>
-        <w:autoSpaceDN w:val="0"/>
-        <w:adjustRightInd w:val="0"/>
-        <w:spacing w:after="0" w:line="240" w:lineRule="auto"/>
-        <w:rPr>
-          <w:rFonts w:ascii="Calibri" w:hAnsi="Calibri" w:cs="Calibri"/>
           <w:color w:val="000000"/>
           <w:kern w:val="0"/>
           <w:sz w:val="22"/>
@@ -1816,6 +1548,7 @@
           <w:sz w:val="22"/>
           <w:szCs w:val="22"/>
         </w:rPr>
+        <w:lastRenderedPageBreak/>
         <w:t>git clone https://github.com/firecracker-microvm/firecracker</w:t>
       </w:r>
     </w:p>
@@ -2986,7 +2719,6 @@
           <w:sz w:val="22"/>
           <w:szCs w:val="22"/>
         </w:rPr>
-        <w:lastRenderedPageBreak/>
         <w:t>Setting the memory size (the default is 128 MiB).</w:t>
       </w:r>
     </w:p>
@@ -3779,6 +3511,7 @@
           <w:sz w:val="22"/>
           <w:szCs w:val="22"/>
         </w:rPr>
+        <w:lastRenderedPageBreak/>
         <w:t xml:space="preserve">[Developer Preview] Hot-plug and hot-unplug </w:t>
       </w:r>
       <w:proofErr w:type="spellStart"/>
@@ -4537,7 +4270,6 @@
           <w:sz w:val="27"/>
           <w:szCs w:val="27"/>
         </w:rPr>
-        <w:lastRenderedPageBreak/>
         <w:fldChar w:fldCharType="begin"/>
       </w:r>
       <w:r>
@@ -4766,6 +4498,7 @@
           <w:sz w:val="22"/>
           <w:szCs w:val="22"/>
         </w:rPr>
+        <w:lastRenderedPageBreak/>
         <w:t xml:space="preserve">You can control the Firecracker process via a RESTful API that enables common actions such as configuring the number of vCPUs or starting the machine. It provides built-in rate limiters, which allows you to granularly control network and storage resources used by thousands of </w:t>
       </w:r>
       <w:proofErr w:type="spellStart"/>
